--- a/liquidacion/develop/Report/PrintValorizacion.docx
+++ b/liquidacion/develop/Report/PrintValorizacion.docx
@@ -1,6 +1,6 @@
 
 <file path=word/document.xml><?xml version="1.0" encoding="utf-8"?>
-<w:document xmlns:wpc="http://schemas.microsoft.com/office/word/2010/wordprocessingCanvas" xmlns:cx="http://schemas.microsoft.com/office/drawing/2014/chartex" xmlns:cx1="http://schemas.microsoft.com/office/drawing/2015/9/8/chartex" xmlns:cx2="http://schemas.microsoft.com/office/drawing/2015/10/21/chartex" xmlns:cx3="http://schemas.microsoft.com/office/drawing/2016/5/9/chartex" xmlns:cx4="http://schemas.microsoft.com/office/drawing/2016/5/10/chartex" xmlns:cx5="http://schemas.microsoft.com/office/drawing/2016/5/11/chartex" xmlns:cx6="http://schemas.microsoft.com/office/drawing/2016/5/12/chartex" xmlns:cx7="http://schemas.microsoft.com/office/drawing/2016/5/13/chartex" xmlns:cx8="http://schemas.microsoft.com/office/drawing/2016/5/14/chartex" xmlns:mc="http://schemas.openxmlformats.org/markup-compatibility/2006" xmlns:aink="http://schemas.microsoft.com/office/drawing/2016/ink" xmlns:am3d="http://schemas.microsoft.com/office/drawing/2017/model3d" xmlns:o="urn:schemas-microsoft-com:office:office" xmlns:oel="http://schemas.microsoft.com/office/2019/extlst" xmlns:r="http://schemas.openxmlformats.org/officeDocument/2006/relationships" xmlns:m="http://schemas.openxmlformats.org/officeDocument/2006/math" xmlns:v="urn:schemas-microsoft-com:vml" xmlns:wp14="http://schemas.microsoft.com/office/word/2010/wordprocessingDrawing" xmlns:wp="http://schemas.openxmlformats.org/drawingml/2006/wordprocessingDrawing" xmlns:w10="urn:schemas-microsoft-com:office:word" xmlns:w="http://schemas.openxmlformats.org/wordprocessingml/2006/main" xmlns:w14="http://schemas.microsoft.com/office/word/2010/wordml" xmlns:w15="http://schemas.microsoft.com/office/word/2012/wordml" xmlns:w16cex="http://schemas.microsoft.com/office/word/2018/wordml/cex" xmlns:w16cid="http://schemas.microsoft.com/office/word/2016/wordml/cid" xmlns:w16="http://schemas.microsoft.com/office/word/2018/wordml" xmlns:w16du="http://schemas.microsoft.com/office/word/2023/wordml/word16du" xmlns:w16sdtdh="http://schemas.microsoft.com/office/word/2020/wordml/sdtdatahash" xmlns:w16se="http://schemas.microsoft.com/office/word/2015/wordml/symex" xmlns:wpg="http://schemas.microsoft.com/office/word/2010/wordprocessingGroup" xmlns:wpi="http://schemas.microsoft.com/office/word/2010/wordprocessingInk" xmlns:wne="http://schemas.microsoft.com/office/word/2006/wordml" xmlns:wps="http://schemas.microsoft.com/office/word/2010/wordprocessingShape" mc:Ignorable="w14 w15 w16se w16cid w16 w16cex w16sdtdh w16du wp14">
+<w:document xmlns:wpc="http://schemas.microsoft.com/office/word/2010/wordprocessingCanvas" xmlns:cx="http://schemas.microsoft.com/office/drawing/2014/chartex" xmlns:cx1="http://schemas.microsoft.com/office/drawing/2015/9/8/chartex" xmlns:cx2="http://schemas.microsoft.com/office/drawing/2015/10/21/chartex" xmlns:cx3="http://schemas.microsoft.com/office/drawing/2016/5/9/chartex" xmlns:cx4="http://schemas.microsoft.com/office/drawing/2016/5/10/chartex" xmlns:cx5="http://schemas.microsoft.com/office/drawing/2016/5/11/chartex" xmlns:cx6="http://schemas.microsoft.com/office/drawing/2016/5/12/chartex" xmlns:cx7="http://schemas.microsoft.com/office/drawing/2016/5/13/chartex" xmlns:cx8="http://schemas.microsoft.com/office/drawing/2016/5/14/chartex" xmlns:mc="http://schemas.openxmlformats.org/markup-compatibility/2006" xmlns:aink="http://schemas.microsoft.com/office/drawing/2016/ink" xmlns:am3d="http://schemas.microsoft.com/office/drawing/2017/model3d" xmlns:o="urn:schemas-microsoft-com:office:office" xmlns:oel="http://schemas.microsoft.com/office/2019/extlst" xmlns:r="http://schemas.openxmlformats.org/officeDocument/2006/relationships" xmlns:m="http://schemas.openxmlformats.org/officeDocument/2006/math" xmlns:v="urn:schemas-microsoft-com:vml" xmlns:wp14="http://schemas.microsoft.com/office/word/2010/wordprocessingDrawing" xmlns:wp="http://schemas.openxmlformats.org/drawingml/2006/wordprocessingDrawing" xmlns:w10="urn:schemas-microsoft-com:office:word" xmlns:w="http://schemas.openxmlformats.org/wordprocessingml/2006/main" xmlns:w14="http://schemas.microsoft.com/office/word/2010/wordml" xmlns:w15="http://schemas.microsoft.com/office/word/2012/wordml" xmlns:w16cex="http://schemas.microsoft.com/office/word/2018/wordml/cex" xmlns:w16cid="http://schemas.microsoft.com/office/word/2016/wordml/cid" xmlns:w16="http://schemas.microsoft.com/office/word/2018/wordml" xmlns:w16du="http://schemas.microsoft.com/office/word/2023/wordml/word16du" xmlns:w16sdtdh="http://schemas.microsoft.com/office/word/2020/wordml/sdtdatahash" xmlns:w16sdtfl="http://schemas.microsoft.com/office/word/2024/wordml/sdtformatlock" xmlns:w16se="http://schemas.microsoft.com/office/word/2015/wordml/symex" xmlns:wpg="http://schemas.microsoft.com/office/word/2010/wordprocessingGroup" xmlns:wpi="http://schemas.microsoft.com/office/word/2010/wordprocessingInk" xmlns:wne="http://schemas.microsoft.com/office/word/2006/wordml" xmlns:wps="http://schemas.microsoft.com/office/word/2010/wordprocessingShape" mc:Ignorable="w14 w15 w16se w16cid w16 w16cex w16sdtdh w16sdtfl w16du wp14">
   <w:body>
     <w:p/>
     <w:tbl>
@@ -30,6 +30,180 @@
             <w:pPr>
               <w:pStyle w:val="Informacindecontacto"/>
             </w:pPr>
+            <w:r>
+              <w:rPr>
+                <w:rFonts w:ascii="Times New Roman" w:hAnsi="Times New Roman" w:cs="Times New Roman"/>
+                <w:noProof/>
+                <w:szCs w:val="24"/>
+                <w:lang w:val="es-PE" w:eastAsia="es-PE"/>
+              </w:rPr>
+              <mc:AlternateContent>
+                <mc:Choice Requires="wps">
+                  <w:drawing>
+                    <wp:anchor distT="0" distB="0" distL="114300" distR="114300" simplePos="0" relativeHeight="251662336" behindDoc="0" locked="0" layoutInCell="1" allowOverlap="1" wp14:anchorId="522B1D2F" wp14:editId="3F72CEFA">
+                      <wp:simplePos x="0" y="0"/>
+                      <wp:positionH relativeFrom="margin">
+                        <wp:posOffset>4424680</wp:posOffset>
+                      </wp:positionH>
+                      <wp:positionV relativeFrom="paragraph">
+                        <wp:posOffset>5080</wp:posOffset>
+                      </wp:positionV>
+                      <wp:extent cx="2375535" cy="927735"/>
+                      <wp:effectExtent l="0" t="0" r="0" b="0"/>
+                      <wp:wrapNone/>
+                      <wp:docPr id="1154350600" name="Rectángulo: esquinas redondeadas 1154350600"/>
+                      <wp:cNvGraphicFramePr>
+                        <a:graphicFrameLocks xmlns:a="http://schemas.openxmlformats.org/drawingml/2006/main"/>
+                      </wp:cNvGraphicFramePr>
+                      <a:graphic xmlns:a="http://schemas.openxmlformats.org/drawingml/2006/main">
+                        <a:graphicData uri="http://schemas.microsoft.com/office/word/2010/wordprocessingShape">
+                          <wps:wsp>
+                            <wps:cNvSpPr>
+                              <a:spLocks noChangeArrowheads="1"/>
+                            </wps:cNvSpPr>
+                            <wps:spPr bwMode="auto">
+                              <a:xfrm>
+                                <a:off x="0" y="0"/>
+                                <a:ext cx="2375535" cy="927735"/>
+                              </a:xfrm>
+                              <a:prstGeom prst="roundRect">
+                                <a:avLst>
+                                  <a:gd name="adj" fmla="val 16667"/>
+                                </a:avLst>
+                              </a:prstGeom>
+                              <a:noFill/>
+                              <a:ln w="9525">
+                                <a:noFill/>
+                                <a:miter lim="800000"/>
+                                <a:headEnd/>
+                                <a:tailEnd/>
+                              </a:ln>
+                            </wps:spPr>
+                            <wps:txbx>
+                              <w:txbxContent>
+                                <w:p>
+                                  <w:pPr>
+                                    <w:jc w:val="center"/>
+                                  </w:pPr>
+                                  <w:r>
+                                    <w:rPr>
+                                      <w:rFonts w:ascii="Arial" w:eastAsia="Arial Unicode MS" w:hAnsi="Arial"/>
+                                      <w:sz w:val="18"/>
+                                      <w:szCs w:val="18"/>
+                                    </w:rPr>
+                                    <w:fldChar w:fldCharType="begin"/>
+                                  </w:r>
+                                  <w:r>
+                                    <w:rPr>
+                                      <w:rFonts w:ascii="Arial" w:eastAsia="Arial Unicode MS" w:hAnsi="Arial"/>
+                                      <w:sz w:val="18"/>
+                                      <w:szCs w:val="18"/>
+                                    </w:rPr>
+                                    <w:instrText xml:space="preserve"> MERGEFIELD  Image:logoEmpresa  \* MERGEFORMAT </w:instrText>
+                                  </w:r>
+                                  <w:r>
+                                    <w:rPr>
+                                      <w:rFonts w:ascii="Arial" w:eastAsia="Arial Unicode MS" w:hAnsi="Arial"/>
+                                      <w:sz w:val="18"/>
+                                      <w:szCs w:val="18"/>
+                                    </w:rPr>
+                                    <w:fldChar w:fldCharType="separate"/>
+                                  </w:r>
+                                  <w:r>
+                                    <w:rPr>
+                                      <w:rFonts w:ascii="Arial" w:eastAsia="Arial Unicode MS" w:hAnsi="Arial"/>
+                                      <w:noProof/>
+                                      <w:sz w:val="18"/>
+                                      <w:szCs w:val="18"/>
+                                    </w:rPr>
+                                    <w:t>«Image:logoEmpresa»</w:t>
+                                  </w:r>
+                                  <w:r>
+                                    <w:rPr>
+                                      <w:rFonts w:ascii="Arial" w:eastAsia="Arial Unicode MS" w:hAnsi="Arial"/>
+                                      <w:sz w:val="18"/>
+                                      <w:szCs w:val="18"/>
+                                    </w:rPr>
+                                    <w:fldChar w:fldCharType="end"/>
+                                  </w:r>
+                                </w:p>
+                              </w:txbxContent>
+                            </wps:txbx>
+                            <wps:bodyPr rot="0" vertOverflow="clip" horzOverflow="clip" vert="horz" wrap="square" lIns="91440" tIns="45720" rIns="91440" bIns="45720" anchor="t" anchorCtr="0" upright="1">
+                              <a:noAutofit/>
+                            </wps:bodyPr>
+                          </wps:wsp>
+                        </a:graphicData>
+                      </a:graphic>
+                      <wp14:sizeRelH relativeFrom="margin">
+                        <wp14:pctWidth>0</wp14:pctWidth>
+                      </wp14:sizeRelH>
+                      <wp14:sizeRelV relativeFrom="margin">
+                        <wp14:pctHeight>0</wp14:pctHeight>
+                      </wp14:sizeRelV>
+                    </wp:anchor>
+                  </w:drawing>
+                </mc:Choice>
+                <mc:Fallback>
+                  <w:pict>
+                    <v:roundrect w14:anchorId="522B1D2F" id="Rectángulo: esquinas redondeadas 1154350600" o:spid="_x0000_s1026" style="position:absolute;margin-left:348.4pt;margin-top:.4pt;width:187.05pt;height:73.05pt;z-index:251662336;visibility:visible;mso-wrap-style:square;mso-width-percent:0;mso-height-percent:0;mso-wrap-distance-left:9pt;mso-wrap-distance-top:0;mso-wrap-distance-right:9pt;mso-wrap-distance-bottom:0;mso-position-horizontal:absolute;mso-position-horizontal-relative:margin;mso-position-vertical:absolute;mso-position-vertical-relative:text;mso-width-percent:0;mso-height-percent:0;mso-width-relative:margin;mso-height-relative:margin;v-text-anchor:top" arcsize="10923f" o:gfxdata="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" filled="f" stroked="f">
+                      <v:stroke joinstyle="miter"/>
+                      <v:textbox>
+                        <w:txbxContent>
+                          <w:p>
+                            <w:pPr>
+                              <w:jc w:val="center"/>
+                            </w:pPr>
+                            <w:r>
+                              <w:rPr>
+                                <w:rFonts w:ascii="Arial" w:eastAsia="Arial Unicode MS" w:hAnsi="Arial"/>
+                                <w:sz w:val="18"/>
+                                <w:szCs w:val="18"/>
+                              </w:rPr>
+                              <w:fldChar w:fldCharType="begin"/>
+                            </w:r>
+                            <w:r>
+                              <w:rPr>
+                                <w:rFonts w:ascii="Arial" w:eastAsia="Arial Unicode MS" w:hAnsi="Arial"/>
+                                <w:sz w:val="18"/>
+                                <w:szCs w:val="18"/>
+                              </w:rPr>
+                              <w:instrText xml:space="preserve"> MERGEFIELD  Image:logoEmpresa  \* MERGEFORMAT </w:instrText>
+                            </w:r>
+                            <w:r>
+                              <w:rPr>
+                                <w:rFonts w:ascii="Arial" w:eastAsia="Arial Unicode MS" w:hAnsi="Arial"/>
+                                <w:sz w:val="18"/>
+                                <w:szCs w:val="18"/>
+                              </w:rPr>
+                              <w:fldChar w:fldCharType="separate"/>
+                            </w:r>
+                            <w:r>
+                              <w:rPr>
+                                <w:rFonts w:ascii="Arial" w:eastAsia="Arial Unicode MS" w:hAnsi="Arial"/>
+                                <w:noProof/>
+                                <w:sz w:val="18"/>
+                                <w:szCs w:val="18"/>
+                              </w:rPr>
+                              <w:t>«Image:logoEmpresa»</w:t>
+                            </w:r>
+                            <w:r>
+                              <w:rPr>
+                                <w:rFonts w:ascii="Arial" w:eastAsia="Arial Unicode MS" w:hAnsi="Arial"/>
+                                <w:sz w:val="18"/>
+                                <w:szCs w:val="18"/>
+                              </w:rPr>
+                              <w:fldChar w:fldCharType="end"/>
+                            </w:r>
+                          </w:p>
+                        </w:txbxContent>
+                      </v:textbox>
+                      <w10:wrap anchorx="margin"/>
+                    </v:roundrect>
+                  </w:pict>
+                </mc:Fallback>
+              </mc:AlternateContent>
+            </w:r>
           </w:p>
           <w:p>
             <w:pPr>
@@ -217,180 +391,6 @@
                 <w:color w:val="006666" w:themeColor="accent3"/>
               </w:rPr>
             </w:pPr>
-            <w:r>
-              <w:rPr>
-                <w:rFonts w:ascii="Times New Roman" w:hAnsi="Times New Roman" w:cs="Times New Roman"/>
-                <w:sz w:val="24"/>
-                <w:szCs w:val="24"/>
-                <w:lang w:val="es-PE" w:eastAsia="es-PE"/>
-              </w:rPr>
-              <mc:AlternateContent>
-                <mc:Choice Requires="wps">
-                  <w:drawing>
-                    <wp:anchor distT="0" distB="0" distL="114300" distR="114300" simplePos="0" relativeHeight="251662336" behindDoc="0" locked="0" layoutInCell="1" allowOverlap="1" wp14:anchorId="522B1D2F" wp14:editId="171CBD78">
-                      <wp:simplePos x="0" y="0"/>
-                      <wp:positionH relativeFrom="margin">
-                        <wp:posOffset>325120</wp:posOffset>
-                      </wp:positionH>
-                      <wp:positionV relativeFrom="paragraph">
-                        <wp:posOffset>-15240</wp:posOffset>
-                      </wp:positionV>
-                      <wp:extent cx="1842135" cy="927735"/>
-                      <wp:effectExtent l="0" t="0" r="0" b="0"/>
-                      <wp:wrapNone/>
-                      <wp:docPr id="1154350600" name="Rectángulo: esquinas redondeadas 1154350600"/>
-                      <wp:cNvGraphicFramePr>
-                        <a:graphicFrameLocks xmlns:a="http://schemas.openxmlformats.org/drawingml/2006/main"/>
-                      </wp:cNvGraphicFramePr>
-                      <a:graphic xmlns:a="http://schemas.openxmlformats.org/drawingml/2006/main">
-                        <a:graphicData uri="http://schemas.microsoft.com/office/word/2010/wordprocessingShape">
-                          <wps:wsp>
-                            <wps:cNvSpPr>
-                              <a:spLocks noChangeArrowheads="1"/>
-                            </wps:cNvSpPr>
-                            <wps:spPr bwMode="auto">
-                              <a:xfrm>
-                                <a:off x="0" y="0"/>
-                                <a:ext cx="1842135" cy="927735"/>
-                              </a:xfrm>
-                              <a:prstGeom prst="roundRect">
-                                <a:avLst>
-                                  <a:gd name="adj" fmla="val 16667"/>
-                                </a:avLst>
-                              </a:prstGeom>
-                              <a:noFill/>
-                              <a:ln w="9525">
-                                <a:noFill/>
-                                <a:miter lim="800000"/>
-                                <a:headEnd/>
-                                <a:tailEnd/>
-                              </a:ln>
-                            </wps:spPr>
-                            <wps:txbx>
-                              <w:txbxContent>
-                                <w:p>
-                                  <w:pPr>
-                                    <w:jc w:val="center"/>
-                                  </w:pPr>
-                                  <w:r>
-                                    <w:rPr>
-                                      <w:rFonts w:ascii="Arial" w:eastAsia="Arial Unicode MS" w:hAnsi="Arial"/>
-                                      <w:sz w:val="18"/>
-                                      <w:szCs w:val="18"/>
-                                    </w:rPr>
-                                    <w:fldChar w:fldCharType="begin"/>
-                                  </w:r>
-                                  <w:r>
-                                    <w:rPr>
-                                      <w:rFonts w:ascii="Arial" w:eastAsia="Arial Unicode MS" w:hAnsi="Arial"/>
-                                      <w:sz w:val="18"/>
-                                      <w:szCs w:val="18"/>
-                                    </w:rPr>
-                                    <w:instrText xml:space="preserve"> MERGEFIELD  Image:logoEmpresa  \* MERGEFORMAT </w:instrText>
-                                  </w:r>
-                                  <w:r>
-                                    <w:rPr>
-                                      <w:rFonts w:ascii="Arial" w:eastAsia="Arial Unicode MS" w:hAnsi="Arial"/>
-                                      <w:sz w:val="18"/>
-                                      <w:szCs w:val="18"/>
-                                    </w:rPr>
-                                    <w:fldChar w:fldCharType="separate"/>
-                                  </w:r>
-                                  <w:r>
-                                    <w:rPr>
-                                      <w:rFonts w:ascii="Arial" w:eastAsia="Arial Unicode MS" w:hAnsi="Arial"/>
-                                      <w:noProof/>
-                                      <w:sz w:val="18"/>
-                                      <w:szCs w:val="18"/>
-                                    </w:rPr>
-                                    <w:t>«Image:logoEmpresa»</w:t>
-                                  </w:r>
-                                  <w:r>
-                                    <w:rPr>
-                                      <w:rFonts w:ascii="Arial" w:eastAsia="Arial Unicode MS" w:hAnsi="Arial"/>
-                                      <w:sz w:val="18"/>
-                                      <w:szCs w:val="18"/>
-                                    </w:rPr>
-                                    <w:fldChar w:fldCharType="end"/>
-                                  </w:r>
-                                </w:p>
-                              </w:txbxContent>
-                            </wps:txbx>
-                            <wps:bodyPr rot="0" vertOverflow="clip" horzOverflow="clip" vert="horz" wrap="square" lIns="91440" tIns="45720" rIns="91440" bIns="45720" anchor="t" anchorCtr="0" upright="1">
-                              <a:noAutofit/>
-                            </wps:bodyPr>
-                          </wps:wsp>
-                        </a:graphicData>
-                      </a:graphic>
-                      <wp14:sizeRelH relativeFrom="margin">
-                        <wp14:pctWidth>0</wp14:pctWidth>
-                      </wp14:sizeRelH>
-                      <wp14:sizeRelV relativeFrom="margin">
-                        <wp14:pctHeight>0</wp14:pctHeight>
-                      </wp14:sizeRelV>
-                    </wp:anchor>
-                  </w:drawing>
-                </mc:Choice>
-                <mc:Fallback>
-                  <w:pict>
-                    <v:roundrect w14:anchorId="522B1D2F" id="Rectángulo: esquinas redondeadas 1154350600" o:spid="_x0000_s1026" style="position:absolute;left:0;text-align:left;margin-left:25.6pt;margin-top:-1.2pt;width:145.05pt;height:73.05pt;z-index:251662336;visibility:visible;mso-wrap-style:square;mso-width-percent:0;mso-height-percent:0;mso-wrap-distance-left:9pt;mso-wrap-distance-top:0;mso-wrap-distance-right:9pt;mso-wrap-distance-bottom:0;mso-position-horizontal:absolute;mso-position-horizontal-relative:margin;mso-position-vertical:absolute;mso-position-vertical-relative:text;mso-width-percent:0;mso-height-percent:0;mso-width-relative:margin;mso-height-relative:margin;v-text-anchor:top" arcsize="10923f" o:gfxdata="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" filled="f" stroked="f">
-                      <v:stroke joinstyle="miter"/>
-                      <v:textbox>
-                        <w:txbxContent>
-                          <w:p>
-                            <w:pPr>
-                              <w:jc w:val="center"/>
-                            </w:pPr>
-                            <w:r>
-                              <w:rPr>
-                                <w:rFonts w:ascii="Arial" w:eastAsia="Arial Unicode MS" w:hAnsi="Arial"/>
-                                <w:sz w:val="18"/>
-                                <w:szCs w:val="18"/>
-                              </w:rPr>
-                              <w:fldChar w:fldCharType="begin"/>
-                            </w:r>
-                            <w:r>
-                              <w:rPr>
-                                <w:rFonts w:ascii="Arial" w:eastAsia="Arial Unicode MS" w:hAnsi="Arial"/>
-                                <w:sz w:val="18"/>
-                                <w:szCs w:val="18"/>
-                              </w:rPr>
-                              <w:instrText xml:space="preserve"> MERGEFIELD  Image:logoEmpresa  \* MERGEFORMAT </w:instrText>
-                            </w:r>
-                            <w:r>
-                              <w:rPr>
-                                <w:rFonts w:ascii="Arial" w:eastAsia="Arial Unicode MS" w:hAnsi="Arial"/>
-                                <w:sz w:val="18"/>
-                                <w:szCs w:val="18"/>
-                              </w:rPr>
-                              <w:fldChar w:fldCharType="separate"/>
-                            </w:r>
-                            <w:r>
-                              <w:rPr>
-                                <w:rFonts w:ascii="Arial" w:eastAsia="Arial Unicode MS" w:hAnsi="Arial"/>
-                                <w:noProof/>
-                                <w:sz w:val="18"/>
-                                <w:szCs w:val="18"/>
-                              </w:rPr>
-                              <w:t>«Image:logoEmpresa»</w:t>
-                            </w:r>
-                            <w:r>
-                              <w:rPr>
-                                <w:rFonts w:ascii="Arial" w:eastAsia="Arial Unicode MS" w:hAnsi="Arial"/>
-                                <w:sz w:val="18"/>
-                                <w:szCs w:val="18"/>
-                              </w:rPr>
-                              <w:fldChar w:fldCharType="end"/>
-                            </w:r>
-                          </w:p>
-                        </w:txbxContent>
-                      </v:textbox>
-                      <w10:wrap anchorx="margin"/>
-                    </v:roundrect>
-                  </w:pict>
-                </mc:Fallback>
-              </mc:AlternateContent>
-            </w:r>
           </w:p>
         </w:tc>
       </w:tr>
@@ -492,7 +492,6 @@
             <w:tcBorders>
               <w:bottom w:val="single" w:sz="18" w:space="0" w:color="FEDE00" w:themeColor="accent2"/>
             </w:tcBorders>
-            <w:shd w:val="clear" w:color="auto" w:fill="auto"/>
             <w:vAlign w:val="bottom"/>
           </w:tcPr>
           <w:p>
@@ -535,7 +534,6 @@
             <w:tcBorders>
               <w:top w:val="single" w:sz="18" w:space="0" w:color="FEDE00" w:themeColor="accent2"/>
             </w:tcBorders>
-            <w:shd w:val="clear" w:color="auto" w:fill="auto"/>
             <w:vAlign w:val="center"/>
           </w:tcPr>
           <w:p/>
@@ -552,7 +550,6 @@
             <w:tcBorders>
               <w:bottom w:val="single" w:sz="18" w:space="0" w:color="FEDE00" w:themeColor="accent2"/>
             </w:tcBorders>
-            <w:shd w:val="clear" w:color="auto" w:fill="auto"/>
             <w:vAlign w:val="bottom"/>
           </w:tcPr>
           <w:tbl>
@@ -1186,7 +1183,6 @@
             <w:tcBorders>
               <w:top w:val="single" w:sz="18" w:space="0" w:color="FEDE00" w:themeColor="accent2"/>
             </w:tcBorders>
-            <w:shd w:val="clear" w:color="auto" w:fill="auto"/>
             <w:vAlign w:val="center"/>
           </w:tcPr>
           <w:p/>
@@ -1209,7 +1205,6 @@
             <w:tcBorders>
               <w:bottom w:val="single" w:sz="18" w:space="0" w:color="FEDE00" w:themeColor="accent2"/>
             </w:tcBorders>
-            <w:shd w:val="clear" w:color="auto" w:fill="auto"/>
             <w:vAlign w:val="bottom"/>
           </w:tcPr>
           <w:tbl>
@@ -1800,7 +1795,6 @@
               <w:tc>
                 <w:tcPr>
                   <w:tcW w:w="1158" w:type="dxa"/>
-                  <w:shd w:val="clear" w:color="auto" w:fill="auto"/>
                 </w:tcPr>
                 <w:p>
                   <w:pPr>
@@ -2518,7 +2512,6 @@
               <w:tc>
                 <w:tcPr>
                   <w:tcW w:w="3652" w:type="dxa"/>
-                  <w:shd w:val="clear" w:color="auto" w:fill="auto"/>
                 </w:tcPr>
                 <w:p>
                   <w:pPr>
@@ -2651,7 +2644,6 @@
                     <w:bottom w:val="nil"/>
                     <w:right w:val="nil"/>
                   </w:tcBorders>
-                  <w:shd w:val="clear" w:color="auto" w:fill="auto"/>
                 </w:tcPr>
                 <w:p>
                   <w:pPr>
@@ -2804,7 +2796,6 @@
                     <w:bottom w:val="nil"/>
                     <w:right w:val="nil"/>
                   </w:tcBorders>
-                  <w:shd w:val="clear" w:color="auto" w:fill="auto"/>
                 </w:tcPr>
                 <w:p>
                   <w:pPr>
@@ -2949,7 +2940,6 @@
               <w:tc>
                 <w:tcPr>
                   <w:tcW w:w="1860" w:type="dxa"/>
-                  <w:shd w:val="clear" w:color="auto" w:fill="auto"/>
                 </w:tcPr>
                 <w:p>
                   <w:pPr>
@@ -3685,7 +3675,7 @@
 </file>
 
 <file path=word/endnotes.xml><?xml version="1.0" encoding="utf-8"?>
-<w:endnotes xmlns:wpc="http://schemas.microsoft.com/office/word/2010/wordprocessingCanvas" xmlns:cx="http://schemas.microsoft.com/office/drawing/2014/chartex" xmlns:cx1="http://schemas.microsoft.com/office/drawing/2015/9/8/chartex" xmlns:cx2="http://schemas.microsoft.com/office/drawing/2015/10/21/chartex" xmlns:cx3="http://schemas.microsoft.com/office/drawing/2016/5/9/chartex" xmlns:cx4="http://schemas.microsoft.com/office/drawing/2016/5/10/chartex" xmlns:cx5="http://schemas.microsoft.com/office/drawing/2016/5/11/chartex" xmlns:cx6="http://schemas.microsoft.com/office/drawing/2016/5/12/chartex" xmlns:cx7="http://schemas.microsoft.com/office/drawing/2016/5/13/chartex" xmlns:cx8="http://schemas.microsoft.com/office/drawing/2016/5/14/chartex" xmlns:mc="http://schemas.openxmlformats.org/markup-compatibility/2006" xmlns:aink="http://schemas.microsoft.com/office/drawing/2016/ink" xmlns:am3d="http://schemas.microsoft.com/office/drawing/2017/model3d" xmlns:o="urn:schemas-microsoft-com:office:office" xmlns:oel="http://schemas.microsoft.com/office/2019/extlst" xmlns:r="http://schemas.openxmlformats.org/officeDocument/2006/relationships" xmlns:m="http://schemas.openxmlformats.org/officeDocument/2006/math" xmlns:v="urn:schemas-microsoft-com:vml" xmlns:wp14="http://schemas.microsoft.com/office/word/2010/wordprocessingDrawing" xmlns:wp="http://schemas.openxmlformats.org/drawingml/2006/wordprocessingDrawing" xmlns:w10="urn:schemas-microsoft-com:office:word" xmlns:w="http://schemas.openxmlformats.org/wordprocessingml/2006/main" xmlns:w14="http://schemas.microsoft.com/office/word/2010/wordml" xmlns:w15="http://schemas.microsoft.com/office/word/2012/wordml" xmlns:w16cex="http://schemas.microsoft.com/office/word/2018/wordml/cex" xmlns:w16cid="http://schemas.microsoft.com/office/word/2016/wordml/cid" xmlns:w16="http://schemas.microsoft.com/office/word/2018/wordml" xmlns:w16du="http://schemas.microsoft.com/office/word/2023/wordml/word16du" xmlns:w16sdtdh="http://schemas.microsoft.com/office/word/2020/wordml/sdtdatahash" xmlns:w16se="http://schemas.microsoft.com/office/word/2015/wordml/symex" xmlns:wpg="http://schemas.microsoft.com/office/word/2010/wordprocessingGroup" xmlns:wpi="http://schemas.microsoft.com/office/word/2010/wordprocessingInk" xmlns:wne="http://schemas.microsoft.com/office/word/2006/wordml" xmlns:wps="http://schemas.microsoft.com/office/word/2010/wordprocessingShape" mc:Ignorable="w14 w15 w16se w16cid w16 w16cex w16sdtdh w16du wp14">
+<w:endnotes xmlns:wpc="http://schemas.microsoft.com/office/word/2010/wordprocessingCanvas" xmlns:cx="http://schemas.microsoft.com/office/drawing/2014/chartex" xmlns:cx1="http://schemas.microsoft.com/office/drawing/2015/9/8/chartex" xmlns:cx2="http://schemas.microsoft.com/office/drawing/2015/10/21/chartex" xmlns:cx3="http://schemas.microsoft.com/office/drawing/2016/5/9/chartex" xmlns:cx4="http://schemas.microsoft.com/office/drawing/2016/5/10/chartex" xmlns:cx5="http://schemas.microsoft.com/office/drawing/2016/5/11/chartex" xmlns:cx6="http://schemas.microsoft.com/office/drawing/2016/5/12/chartex" xmlns:cx7="http://schemas.microsoft.com/office/drawing/2016/5/13/chartex" xmlns:cx8="http://schemas.microsoft.com/office/drawing/2016/5/14/chartex" xmlns:mc="http://schemas.openxmlformats.org/markup-compatibility/2006" xmlns:aink="http://schemas.microsoft.com/office/drawing/2016/ink" xmlns:am3d="http://schemas.microsoft.com/office/drawing/2017/model3d" xmlns:o="urn:schemas-microsoft-com:office:office" xmlns:oel="http://schemas.microsoft.com/office/2019/extlst" xmlns:r="http://schemas.openxmlformats.org/officeDocument/2006/relationships" xmlns:m="http://schemas.openxmlformats.org/officeDocument/2006/math" xmlns:v="urn:schemas-microsoft-com:vml" xmlns:wp14="http://schemas.microsoft.com/office/word/2010/wordprocessingDrawing" xmlns:wp="http://schemas.openxmlformats.org/drawingml/2006/wordprocessingDrawing" xmlns:w10="urn:schemas-microsoft-com:office:word" xmlns:w="http://schemas.openxmlformats.org/wordprocessingml/2006/main" xmlns:w14="http://schemas.microsoft.com/office/word/2010/wordml" xmlns:w15="http://schemas.microsoft.com/office/word/2012/wordml" xmlns:w16cex="http://schemas.microsoft.com/office/word/2018/wordml/cex" xmlns:w16cid="http://schemas.microsoft.com/office/word/2016/wordml/cid" xmlns:w16="http://schemas.microsoft.com/office/word/2018/wordml" xmlns:w16du="http://schemas.microsoft.com/office/word/2023/wordml/word16du" xmlns:w16sdtdh="http://schemas.microsoft.com/office/word/2020/wordml/sdtdatahash" xmlns:w16sdtfl="http://schemas.microsoft.com/office/word/2024/wordml/sdtformatlock" xmlns:w16se="http://schemas.microsoft.com/office/word/2015/wordml/symex" xmlns:wpg="http://schemas.microsoft.com/office/word/2010/wordprocessingGroup" xmlns:wpi="http://schemas.microsoft.com/office/word/2010/wordprocessingInk" xmlns:wne="http://schemas.microsoft.com/office/word/2006/wordml" xmlns:wps="http://schemas.microsoft.com/office/word/2010/wordprocessingShape" mc:Ignorable="w14 w15 w16se w16cid w16 w16cex w16sdtdh w16sdtfl w16du wp14">
   <w:endnote w:type="separator" w:id="-1">
     <w:p>
       <w:pPr>
@@ -3712,7 +3702,7 @@
 </file>
 
 <file path=word/footer1.xml><?xml version="1.0" encoding="utf-8"?>
-<w:ftr xmlns:wpc="http://schemas.microsoft.com/office/word/2010/wordprocessingCanvas" xmlns:cx="http://schemas.microsoft.com/office/drawing/2014/chartex" xmlns:cx1="http://schemas.microsoft.com/office/drawing/2015/9/8/chartex" xmlns:cx2="http://schemas.microsoft.com/office/drawing/2015/10/21/chartex" xmlns:cx3="http://schemas.microsoft.com/office/drawing/2016/5/9/chartex" xmlns:cx4="http://schemas.microsoft.com/office/drawing/2016/5/10/chartex" xmlns:cx5="http://schemas.microsoft.com/office/drawing/2016/5/11/chartex" xmlns:cx6="http://schemas.microsoft.com/office/drawing/2016/5/12/chartex" xmlns:cx7="http://schemas.microsoft.com/office/drawing/2016/5/13/chartex" xmlns:cx8="http://schemas.microsoft.com/office/drawing/2016/5/14/chartex" xmlns:mc="http://schemas.openxmlformats.org/markup-compatibility/2006" xmlns:aink="http://schemas.microsoft.com/office/drawing/2016/ink" xmlns:am3d="http://schemas.microsoft.com/office/drawing/2017/model3d" xmlns:o="urn:schemas-microsoft-com:office:office" xmlns:oel="http://schemas.microsoft.com/office/2019/extlst" xmlns:r="http://schemas.openxmlformats.org/officeDocument/2006/relationships" xmlns:m="http://schemas.openxmlformats.org/officeDocument/2006/math" xmlns:v="urn:schemas-microsoft-com:vml" xmlns:wp14="http://schemas.microsoft.com/office/word/2010/wordprocessingDrawing" xmlns:wp="http://schemas.openxmlformats.org/drawingml/2006/wordprocessingDrawing" xmlns:w10="urn:schemas-microsoft-com:office:word" xmlns:w="http://schemas.openxmlformats.org/wordprocessingml/2006/main" xmlns:w14="http://schemas.microsoft.com/office/word/2010/wordml" xmlns:w15="http://schemas.microsoft.com/office/word/2012/wordml" xmlns:w16cex="http://schemas.microsoft.com/office/word/2018/wordml/cex" xmlns:w16cid="http://schemas.microsoft.com/office/word/2016/wordml/cid" xmlns:w16="http://schemas.microsoft.com/office/word/2018/wordml" xmlns:w16du="http://schemas.microsoft.com/office/word/2023/wordml/word16du" xmlns:w16sdtdh="http://schemas.microsoft.com/office/word/2020/wordml/sdtdatahash" xmlns:w16se="http://schemas.microsoft.com/office/word/2015/wordml/symex" xmlns:wpg="http://schemas.microsoft.com/office/word/2010/wordprocessingGroup" xmlns:wpi="http://schemas.microsoft.com/office/word/2010/wordprocessingInk" xmlns:wne="http://schemas.microsoft.com/office/word/2006/wordml" xmlns:wps="http://schemas.microsoft.com/office/word/2010/wordprocessingShape" mc:Ignorable="w14 w15 w16se w16cid w16 w16cex w16sdtdh w16du wp14">
+<w:ftr xmlns:wpc="http://schemas.microsoft.com/office/word/2010/wordprocessingCanvas" xmlns:cx="http://schemas.microsoft.com/office/drawing/2014/chartex" xmlns:cx1="http://schemas.microsoft.com/office/drawing/2015/9/8/chartex" xmlns:cx2="http://schemas.microsoft.com/office/drawing/2015/10/21/chartex" xmlns:cx3="http://schemas.microsoft.com/office/drawing/2016/5/9/chartex" xmlns:cx4="http://schemas.microsoft.com/office/drawing/2016/5/10/chartex" xmlns:cx5="http://schemas.microsoft.com/office/drawing/2016/5/11/chartex" xmlns:cx6="http://schemas.microsoft.com/office/drawing/2016/5/12/chartex" xmlns:cx7="http://schemas.microsoft.com/office/drawing/2016/5/13/chartex" xmlns:cx8="http://schemas.microsoft.com/office/drawing/2016/5/14/chartex" xmlns:mc="http://schemas.openxmlformats.org/markup-compatibility/2006" xmlns:aink="http://schemas.microsoft.com/office/drawing/2016/ink" xmlns:am3d="http://schemas.microsoft.com/office/drawing/2017/model3d" xmlns:o="urn:schemas-microsoft-com:office:office" xmlns:oel="http://schemas.microsoft.com/office/2019/extlst" xmlns:r="http://schemas.openxmlformats.org/officeDocument/2006/relationships" xmlns:m="http://schemas.openxmlformats.org/officeDocument/2006/math" xmlns:v="urn:schemas-microsoft-com:vml" xmlns:wp14="http://schemas.microsoft.com/office/word/2010/wordprocessingDrawing" xmlns:wp="http://schemas.openxmlformats.org/drawingml/2006/wordprocessingDrawing" xmlns:w10="urn:schemas-microsoft-com:office:word" xmlns:w="http://schemas.openxmlformats.org/wordprocessingml/2006/main" xmlns:w14="http://schemas.microsoft.com/office/word/2010/wordml" xmlns:w15="http://schemas.microsoft.com/office/word/2012/wordml" xmlns:w16cex="http://schemas.microsoft.com/office/word/2018/wordml/cex" xmlns:w16cid="http://schemas.microsoft.com/office/word/2016/wordml/cid" xmlns:w16="http://schemas.microsoft.com/office/word/2018/wordml" xmlns:w16du="http://schemas.microsoft.com/office/word/2023/wordml/word16du" xmlns:w16sdtdh="http://schemas.microsoft.com/office/word/2020/wordml/sdtdatahash" xmlns:w16sdtfl="http://schemas.microsoft.com/office/word/2024/wordml/sdtformatlock" xmlns:w16se="http://schemas.microsoft.com/office/word/2015/wordml/symex" xmlns:wpg="http://schemas.microsoft.com/office/word/2010/wordprocessingGroup" xmlns:wpi="http://schemas.microsoft.com/office/word/2010/wordprocessingInk" xmlns:wne="http://schemas.microsoft.com/office/word/2006/wordml" xmlns:wps="http://schemas.microsoft.com/office/word/2010/wordprocessingShape" mc:Ignorable="w14 w15 w16se w16cid w16 w16cex w16sdtdh w16sdtfl w16du wp14">
   <w:p>
     <w:pPr>
       <w:pStyle w:val="Piedepgina"/>
@@ -3777,7 +3767,7 @@
 </file>
 
 <file path=word/footer2.xml><?xml version="1.0" encoding="utf-8"?>
-<w:ftr xmlns:wpc="http://schemas.microsoft.com/office/word/2010/wordprocessingCanvas" xmlns:cx="http://schemas.microsoft.com/office/drawing/2014/chartex" xmlns:cx1="http://schemas.microsoft.com/office/drawing/2015/9/8/chartex" xmlns:cx2="http://schemas.microsoft.com/office/drawing/2015/10/21/chartex" xmlns:cx3="http://schemas.microsoft.com/office/drawing/2016/5/9/chartex" xmlns:cx4="http://schemas.microsoft.com/office/drawing/2016/5/10/chartex" xmlns:cx5="http://schemas.microsoft.com/office/drawing/2016/5/11/chartex" xmlns:cx6="http://schemas.microsoft.com/office/drawing/2016/5/12/chartex" xmlns:cx7="http://schemas.microsoft.com/office/drawing/2016/5/13/chartex" xmlns:cx8="http://schemas.microsoft.com/office/drawing/2016/5/14/chartex" xmlns:mc="http://schemas.openxmlformats.org/markup-compatibility/2006" xmlns:aink="http://schemas.microsoft.com/office/drawing/2016/ink" xmlns:am3d="http://schemas.microsoft.com/office/drawing/2017/model3d" xmlns:o="urn:schemas-microsoft-com:office:office" xmlns:oel="http://schemas.microsoft.com/office/2019/extlst" xmlns:r="http://schemas.openxmlformats.org/officeDocument/2006/relationships" xmlns:m="http://schemas.openxmlformats.org/officeDocument/2006/math" xmlns:v="urn:schemas-microsoft-com:vml" xmlns:wp14="http://schemas.microsoft.com/office/word/2010/wordprocessingDrawing" xmlns:wp="http://schemas.openxmlformats.org/drawingml/2006/wordprocessingDrawing" xmlns:w10="urn:schemas-microsoft-com:office:word" xmlns:w="http://schemas.openxmlformats.org/wordprocessingml/2006/main" xmlns:w14="http://schemas.microsoft.com/office/word/2010/wordml" xmlns:w15="http://schemas.microsoft.com/office/word/2012/wordml" xmlns:w16cex="http://schemas.microsoft.com/office/word/2018/wordml/cex" xmlns:w16cid="http://schemas.microsoft.com/office/word/2016/wordml/cid" xmlns:w16="http://schemas.microsoft.com/office/word/2018/wordml" xmlns:w16du="http://schemas.microsoft.com/office/word/2023/wordml/word16du" xmlns:w16sdtdh="http://schemas.microsoft.com/office/word/2020/wordml/sdtdatahash" xmlns:w16se="http://schemas.microsoft.com/office/word/2015/wordml/symex" xmlns:wpg="http://schemas.microsoft.com/office/word/2010/wordprocessingGroup" xmlns:wpi="http://schemas.microsoft.com/office/word/2010/wordprocessingInk" xmlns:wne="http://schemas.microsoft.com/office/word/2006/wordml" xmlns:wps="http://schemas.microsoft.com/office/word/2010/wordprocessingShape" mc:Ignorable="w14 w15 w16se w16cid w16 w16cex w16sdtdh w16du wp14">
+<w:ftr xmlns:wpc="http://schemas.microsoft.com/office/word/2010/wordprocessingCanvas" xmlns:cx="http://schemas.microsoft.com/office/drawing/2014/chartex" xmlns:cx1="http://schemas.microsoft.com/office/drawing/2015/9/8/chartex" xmlns:cx2="http://schemas.microsoft.com/office/drawing/2015/10/21/chartex" xmlns:cx3="http://schemas.microsoft.com/office/drawing/2016/5/9/chartex" xmlns:cx4="http://schemas.microsoft.com/office/drawing/2016/5/10/chartex" xmlns:cx5="http://schemas.microsoft.com/office/drawing/2016/5/11/chartex" xmlns:cx6="http://schemas.microsoft.com/office/drawing/2016/5/12/chartex" xmlns:cx7="http://schemas.microsoft.com/office/drawing/2016/5/13/chartex" xmlns:cx8="http://schemas.microsoft.com/office/drawing/2016/5/14/chartex" xmlns:mc="http://schemas.openxmlformats.org/markup-compatibility/2006" xmlns:aink="http://schemas.microsoft.com/office/drawing/2016/ink" xmlns:am3d="http://schemas.microsoft.com/office/drawing/2017/model3d" xmlns:o="urn:schemas-microsoft-com:office:office" xmlns:oel="http://schemas.microsoft.com/office/2019/extlst" xmlns:r="http://schemas.openxmlformats.org/officeDocument/2006/relationships" xmlns:m="http://schemas.openxmlformats.org/officeDocument/2006/math" xmlns:v="urn:schemas-microsoft-com:vml" xmlns:wp14="http://schemas.microsoft.com/office/word/2010/wordprocessingDrawing" xmlns:wp="http://schemas.openxmlformats.org/drawingml/2006/wordprocessingDrawing" xmlns:w10="urn:schemas-microsoft-com:office:word" xmlns:w="http://schemas.openxmlformats.org/wordprocessingml/2006/main" xmlns:w14="http://schemas.microsoft.com/office/word/2010/wordml" xmlns:w15="http://schemas.microsoft.com/office/word/2012/wordml" xmlns:w16cex="http://schemas.microsoft.com/office/word/2018/wordml/cex" xmlns:w16cid="http://schemas.microsoft.com/office/word/2016/wordml/cid" xmlns:w16="http://schemas.microsoft.com/office/word/2018/wordml" xmlns:w16du="http://schemas.microsoft.com/office/word/2023/wordml/word16du" xmlns:w16sdtdh="http://schemas.microsoft.com/office/word/2020/wordml/sdtdatahash" xmlns:w16sdtfl="http://schemas.microsoft.com/office/word/2024/wordml/sdtformatlock" xmlns:w16se="http://schemas.microsoft.com/office/word/2015/wordml/symex" xmlns:wpg="http://schemas.microsoft.com/office/word/2010/wordprocessingGroup" xmlns:wpi="http://schemas.microsoft.com/office/word/2010/wordprocessingInk" xmlns:wne="http://schemas.microsoft.com/office/word/2006/wordml" xmlns:wps="http://schemas.microsoft.com/office/word/2010/wordprocessingShape" mc:Ignorable="w14 w15 w16se w16cid w16 w16cex w16sdtdh w16sdtfl w16du wp14">
   <w:p>
     <w:pPr>
       <w:pStyle w:val="Piedepgina"/>
@@ -3861,7 +3851,7 @@
 </file>
 
 <file path=word/footnotes.xml><?xml version="1.0" encoding="utf-8"?>
-<w:footnotes xmlns:wpc="http://schemas.microsoft.com/office/word/2010/wordprocessingCanvas" xmlns:cx="http://schemas.microsoft.com/office/drawing/2014/chartex" xmlns:cx1="http://schemas.microsoft.com/office/drawing/2015/9/8/chartex" xmlns:cx2="http://schemas.microsoft.com/office/drawing/2015/10/21/chartex" xmlns:cx3="http://schemas.microsoft.com/office/drawing/2016/5/9/chartex" xmlns:cx4="http://schemas.microsoft.com/office/drawing/2016/5/10/chartex" xmlns:cx5="http://schemas.microsoft.com/office/drawing/2016/5/11/chartex" xmlns:cx6="http://schemas.microsoft.com/office/drawing/2016/5/12/chartex" xmlns:cx7="http://schemas.microsoft.com/office/drawing/2016/5/13/chartex" xmlns:cx8="http://schemas.microsoft.com/office/drawing/2016/5/14/chartex" xmlns:mc="http://schemas.openxmlformats.org/markup-compatibility/2006" xmlns:aink="http://schemas.microsoft.com/office/drawing/2016/ink" xmlns:am3d="http://schemas.microsoft.com/office/drawing/2017/model3d" xmlns:o="urn:schemas-microsoft-com:office:office" xmlns:oel="http://schemas.microsoft.com/office/2019/extlst" xmlns:r="http://schemas.openxmlformats.org/officeDocument/2006/relationships" xmlns:m="http://schemas.openxmlformats.org/officeDocument/2006/math" xmlns:v="urn:schemas-microsoft-com:vml" xmlns:wp14="http://schemas.microsoft.com/office/word/2010/wordprocessingDrawing" xmlns:wp="http://schemas.openxmlformats.org/drawingml/2006/wordprocessingDrawing" xmlns:w10="urn:schemas-microsoft-com:office:word" xmlns:w="http://schemas.openxmlformats.org/wordprocessingml/2006/main" xmlns:w14="http://schemas.microsoft.com/office/word/2010/wordml" xmlns:w15="http://schemas.microsoft.com/office/word/2012/wordml" xmlns:w16cex="http://schemas.microsoft.com/office/word/2018/wordml/cex" xmlns:w16cid="http://schemas.microsoft.com/office/word/2016/wordml/cid" xmlns:w16="http://schemas.microsoft.com/office/word/2018/wordml" xmlns:w16du="http://schemas.microsoft.com/office/word/2023/wordml/word16du" xmlns:w16sdtdh="http://schemas.microsoft.com/office/word/2020/wordml/sdtdatahash" xmlns:w16se="http://schemas.microsoft.com/office/word/2015/wordml/symex" xmlns:wpg="http://schemas.microsoft.com/office/word/2010/wordprocessingGroup" xmlns:wpi="http://schemas.microsoft.com/office/word/2010/wordprocessingInk" xmlns:wne="http://schemas.microsoft.com/office/word/2006/wordml" xmlns:wps="http://schemas.microsoft.com/office/word/2010/wordprocessingShape" mc:Ignorable="w14 w15 w16se w16cid w16 w16cex w16sdtdh w16du wp14">
+<w:footnotes xmlns:wpc="http://schemas.microsoft.com/office/word/2010/wordprocessingCanvas" xmlns:cx="http://schemas.microsoft.com/office/drawing/2014/chartex" xmlns:cx1="http://schemas.microsoft.com/office/drawing/2015/9/8/chartex" xmlns:cx2="http://schemas.microsoft.com/office/drawing/2015/10/21/chartex" xmlns:cx3="http://schemas.microsoft.com/office/drawing/2016/5/9/chartex" xmlns:cx4="http://schemas.microsoft.com/office/drawing/2016/5/10/chartex" xmlns:cx5="http://schemas.microsoft.com/office/drawing/2016/5/11/chartex" xmlns:cx6="http://schemas.microsoft.com/office/drawing/2016/5/12/chartex" xmlns:cx7="http://schemas.microsoft.com/office/drawing/2016/5/13/chartex" xmlns:cx8="http://schemas.microsoft.com/office/drawing/2016/5/14/chartex" xmlns:mc="http://schemas.openxmlformats.org/markup-compatibility/2006" xmlns:aink="http://schemas.microsoft.com/office/drawing/2016/ink" xmlns:am3d="http://schemas.microsoft.com/office/drawing/2017/model3d" xmlns:o="urn:schemas-microsoft-com:office:office" xmlns:oel="http://schemas.microsoft.com/office/2019/extlst" xmlns:r="http://schemas.openxmlformats.org/officeDocument/2006/relationships" xmlns:m="http://schemas.openxmlformats.org/officeDocument/2006/math" xmlns:v="urn:schemas-microsoft-com:vml" xmlns:wp14="http://schemas.microsoft.com/office/word/2010/wordprocessingDrawing" xmlns:wp="http://schemas.openxmlformats.org/drawingml/2006/wordprocessingDrawing" xmlns:w10="urn:schemas-microsoft-com:office:word" xmlns:w="http://schemas.openxmlformats.org/wordprocessingml/2006/main" xmlns:w14="http://schemas.microsoft.com/office/word/2010/wordml" xmlns:w15="http://schemas.microsoft.com/office/word/2012/wordml" xmlns:w16cex="http://schemas.microsoft.com/office/word/2018/wordml/cex" xmlns:w16cid="http://schemas.microsoft.com/office/word/2016/wordml/cid" xmlns:w16="http://schemas.microsoft.com/office/word/2018/wordml" xmlns:w16du="http://schemas.microsoft.com/office/word/2023/wordml/word16du" xmlns:w16sdtdh="http://schemas.microsoft.com/office/word/2020/wordml/sdtdatahash" xmlns:w16sdtfl="http://schemas.microsoft.com/office/word/2024/wordml/sdtformatlock" xmlns:w16se="http://schemas.microsoft.com/office/word/2015/wordml/symex" xmlns:wpg="http://schemas.microsoft.com/office/word/2010/wordprocessingGroup" xmlns:wpi="http://schemas.microsoft.com/office/word/2010/wordprocessingInk" xmlns:wne="http://schemas.microsoft.com/office/word/2006/wordml" xmlns:wps="http://schemas.microsoft.com/office/word/2010/wordprocessingShape" mc:Ignorable="w14 w15 w16se w16cid w16 w16cex w16sdtdh w16sdtfl w16du wp14">
   <w:footnote w:type="separator" w:id="-1">
     <w:p>
       <w:pPr>
@@ -3888,7 +3878,7 @@
 </file>
 
 <file path=word/numbering.xml><?xml version="1.0" encoding="utf-8"?>
-<w:numbering xmlns:wpc="http://schemas.microsoft.com/office/word/2010/wordprocessingCanvas" xmlns:cx="http://schemas.microsoft.com/office/drawing/2014/chartex" xmlns:cx1="http://schemas.microsoft.com/office/drawing/2015/9/8/chartex" xmlns:cx2="http://schemas.microsoft.com/office/drawing/2015/10/21/chartex" xmlns:cx3="http://schemas.microsoft.com/office/drawing/2016/5/9/chartex" xmlns:cx4="http://schemas.microsoft.com/office/drawing/2016/5/10/chartex" xmlns:cx5="http://schemas.microsoft.com/office/drawing/2016/5/11/chartex" xmlns:cx6="http://schemas.microsoft.com/office/drawing/2016/5/12/chartex" xmlns:cx7="http://schemas.microsoft.com/office/drawing/2016/5/13/chartex" xmlns:cx8="http://schemas.microsoft.com/office/drawing/2016/5/14/chartex" xmlns:mc="http://schemas.openxmlformats.org/markup-compatibility/2006" xmlns:aink="http://schemas.microsoft.com/office/drawing/2016/ink" xmlns:am3d="http://schemas.microsoft.com/office/drawing/2017/model3d" xmlns:o="urn:schemas-microsoft-com:office:office" xmlns:oel="http://schemas.microsoft.com/office/2019/extlst" xmlns:r="http://schemas.openxmlformats.org/officeDocument/2006/relationships" xmlns:m="http://schemas.openxmlformats.org/officeDocument/2006/math" xmlns:v="urn:schemas-microsoft-com:vml" xmlns:wp14="http://schemas.microsoft.com/office/word/2010/wordprocessingDrawing" xmlns:wp="http://schemas.openxmlformats.org/drawingml/2006/wordprocessingDrawing" xmlns:w10="urn:schemas-microsoft-com:office:word" xmlns:w="http://schemas.openxmlformats.org/wordprocessingml/2006/main" xmlns:w14="http://schemas.microsoft.com/office/word/2010/wordml" xmlns:w15="http://schemas.microsoft.com/office/word/2012/wordml" xmlns:w16cex="http://schemas.microsoft.com/office/word/2018/wordml/cex" xmlns:w16cid="http://schemas.microsoft.com/office/word/2016/wordml/cid" xmlns:w16="http://schemas.microsoft.com/office/word/2018/wordml" xmlns:w16du="http://schemas.microsoft.com/office/word/2023/wordml/word16du" xmlns:w16sdtdh="http://schemas.microsoft.com/office/word/2020/wordml/sdtdatahash" xmlns:w16se="http://schemas.microsoft.com/office/word/2015/wordml/symex" xmlns:wpg="http://schemas.microsoft.com/office/word/2010/wordprocessingGroup" xmlns:wpi="http://schemas.microsoft.com/office/word/2010/wordprocessingInk" xmlns:wne="http://schemas.microsoft.com/office/word/2006/wordml" xmlns:wps="http://schemas.microsoft.com/office/word/2010/wordprocessingShape" mc:Ignorable="w14 w15 w16se w16cid w16 w16cex w16sdtdh w16du wp14">
+<w:numbering xmlns:wpc="http://schemas.microsoft.com/office/word/2010/wordprocessingCanvas" xmlns:cx="http://schemas.microsoft.com/office/drawing/2014/chartex" xmlns:cx1="http://schemas.microsoft.com/office/drawing/2015/9/8/chartex" xmlns:cx2="http://schemas.microsoft.com/office/drawing/2015/10/21/chartex" xmlns:cx3="http://schemas.microsoft.com/office/drawing/2016/5/9/chartex" xmlns:cx4="http://schemas.microsoft.com/office/drawing/2016/5/10/chartex" xmlns:cx5="http://schemas.microsoft.com/office/drawing/2016/5/11/chartex" xmlns:cx6="http://schemas.microsoft.com/office/drawing/2016/5/12/chartex" xmlns:cx7="http://schemas.microsoft.com/office/drawing/2016/5/13/chartex" xmlns:cx8="http://schemas.microsoft.com/office/drawing/2016/5/14/chartex" xmlns:mc="http://schemas.openxmlformats.org/markup-compatibility/2006" xmlns:aink="http://schemas.microsoft.com/office/drawing/2016/ink" xmlns:am3d="http://schemas.microsoft.com/office/drawing/2017/model3d" xmlns:o="urn:schemas-microsoft-com:office:office" xmlns:oel="http://schemas.microsoft.com/office/2019/extlst" xmlns:r="http://schemas.openxmlformats.org/officeDocument/2006/relationships" xmlns:m="http://schemas.openxmlformats.org/officeDocument/2006/math" xmlns:v="urn:schemas-microsoft-com:vml" xmlns:wp14="http://schemas.microsoft.com/office/word/2010/wordprocessingDrawing" xmlns:wp="http://schemas.openxmlformats.org/drawingml/2006/wordprocessingDrawing" xmlns:w10="urn:schemas-microsoft-com:office:word" xmlns:w="http://schemas.openxmlformats.org/wordprocessingml/2006/main" xmlns:w14="http://schemas.microsoft.com/office/word/2010/wordml" xmlns:w15="http://schemas.microsoft.com/office/word/2012/wordml" xmlns:w16cex="http://schemas.microsoft.com/office/word/2018/wordml/cex" xmlns:w16cid="http://schemas.microsoft.com/office/word/2016/wordml/cid" xmlns:w16="http://schemas.microsoft.com/office/word/2018/wordml" xmlns:w16du="http://schemas.microsoft.com/office/word/2023/wordml/word16du" xmlns:w16sdtdh="http://schemas.microsoft.com/office/word/2020/wordml/sdtdatahash" xmlns:w16sdtfl="http://schemas.microsoft.com/office/word/2024/wordml/sdtformatlock" xmlns:w16se="http://schemas.microsoft.com/office/word/2015/wordml/symex" xmlns:wpg="http://schemas.microsoft.com/office/word/2010/wordprocessingGroup" xmlns:wpi="http://schemas.microsoft.com/office/word/2010/wordprocessingInk" xmlns:wne="http://schemas.microsoft.com/office/word/2006/wordml" xmlns:wps="http://schemas.microsoft.com/office/word/2010/wordprocessingShape" mc:Ignorable="w14 w15 w16se w16cid w16 w16cex w16sdtdh w16sdtfl w16du wp14">
   <w:abstractNum w:abstractNumId="0" w15:restartNumberingAfterBreak="0">
     <w:nsid w:val="FFFFFF7C"/>
     <w:multiLevelType w:val="singleLevel"/>
@@ -3993,7 +3983,7 @@
 </file>
 
 <file path=word/styles.xml><?xml version="1.0" encoding="utf-8"?>
-<w:styles xmlns:mc="http://schemas.openxmlformats.org/markup-compatibility/2006" xmlns:r="http://schemas.openxmlformats.org/officeDocument/2006/relationships" xmlns:w="http://schemas.openxmlformats.org/wordprocessingml/2006/main" xmlns:w14="http://schemas.microsoft.com/office/word/2010/wordml" xmlns:w15="http://schemas.microsoft.com/office/word/2012/wordml" xmlns:w16cex="http://schemas.microsoft.com/office/word/2018/wordml/cex" xmlns:w16cid="http://schemas.microsoft.com/office/word/2016/wordml/cid" xmlns:w16="http://schemas.microsoft.com/office/word/2018/wordml" xmlns:w16du="http://schemas.microsoft.com/office/word/2023/wordml/word16du" xmlns:w16sdtdh="http://schemas.microsoft.com/office/word/2020/wordml/sdtdatahash" xmlns:w16se="http://schemas.microsoft.com/office/word/2015/wordml/symex" mc:Ignorable="w14 w15 w16se w16cid w16 w16cex w16sdtdh w16du">
+<w:styles xmlns:mc="http://schemas.openxmlformats.org/markup-compatibility/2006" xmlns:r="http://schemas.openxmlformats.org/officeDocument/2006/relationships" xmlns:w="http://schemas.openxmlformats.org/wordprocessingml/2006/main" xmlns:w14="http://schemas.microsoft.com/office/word/2010/wordml" xmlns:w15="http://schemas.microsoft.com/office/word/2012/wordml" xmlns:w16cex="http://schemas.microsoft.com/office/word/2018/wordml/cex" xmlns:w16cid="http://schemas.microsoft.com/office/word/2016/wordml/cid" xmlns:w16="http://schemas.microsoft.com/office/word/2018/wordml" xmlns:w16du="http://schemas.microsoft.com/office/word/2023/wordml/word16du" xmlns:w16sdtdh="http://schemas.microsoft.com/office/word/2020/wordml/sdtdatahash" xmlns:w16sdtfl="http://schemas.microsoft.com/office/word/2024/wordml/sdtformatlock" xmlns:w16se="http://schemas.microsoft.com/office/word/2015/wordml/symex" mc:Ignorable="w14 w15 w16se w16cid w16 w16cex w16sdtdh w16sdtfl w16du">
   <w:docDefaults>
     <w:rPrDefault>
       <w:rPr>
@@ -4852,7 +4842,7 @@
       <w:szCs w:val="18"/>
     </w:rPr>
   </w:style>
-  <w:style w:type="character" w:styleId="Textoennegrita">
+  <w:style w:type="character" w:styleId="Fuerte">
     <w:name w:val="Strong"/>
     <w:basedOn w:val="Fuentedeprrafopredeter"/>
     <w:uiPriority w:val="4"/>
@@ -5544,7 +5534,7 @@
 </file>
 
 <file path=word/glossary/document.xml><?xml version="1.0" encoding="utf-8"?>
-<w:glossaryDocument xmlns:wpc="http://schemas.microsoft.com/office/word/2010/wordprocessingCanvas" xmlns:cx="http://schemas.microsoft.com/office/drawing/2014/chartex" xmlns:cx1="http://schemas.microsoft.com/office/drawing/2015/9/8/chartex" xmlns:cx2="http://schemas.microsoft.com/office/drawing/2015/10/21/chartex" xmlns:cx3="http://schemas.microsoft.com/office/drawing/2016/5/9/chartex" xmlns:cx4="http://schemas.microsoft.com/office/drawing/2016/5/10/chartex" xmlns:cx5="http://schemas.microsoft.com/office/drawing/2016/5/11/chartex" xmlns:cx6="http://schemas.microsoft.com/office/drawing/2016/5/12/chartex" xmlns:cx7="http://schemas.microsoft.com/office/drawing/2016/5/13/chartex" xmlns:cx8="http://schemas.microsoft.com/office/drawing/2016/5/14/chartex" xmlns:mc="http://schemas.openxmlformats.org/markup-compatibility/2006" xmlns:aink="http://schemas.microsoft.com/office/drawing/2016/ink" xmlns:am3d="http://schemas.microsoft.com/office/drawing/2017/model3d" xmlns:o="urn:schemas-microsoft-com:office:office" xmlns:oel="http://schemas.microsoft.com/office/2019/extlst" xmlns:r="http://schemas.openxmlformats.org/officeDocument/2006/relationships" xmlns:m="http://schemas.openxmlformats.org/officeDocument/2006/math" xmlns:v="urn:schemas-microsoft-com:vml" xmlns:wp14="http://schemas.microsoft.com/office/word/2010/wordprocessingDrawing" xmlns:wp="http://schemas.openxmlformats.org/drawingml/2006/wordprocessingDrawing" xmlns:w10="urn:schemas-microsoft-com:office:word" xmlns:w="http://schemas.openxmlformats.org/wordprocessingml/2006/main" xmlns:w14="http://schemas.microsoft.com/office/word/2010/wordml" xmlns:w15="http://schemas.microsoft.com/office/word/2012/wordml" xmlns:w16cex="http://schemas.microsoft.com/office/word/2018/wordml/cex" xmlns:w16cid="http://schemas.microsoft.com/office/word/2016/wordml/cid" xmlns:w16="http://schemas.microsoft.com/office/word/2018/wordml" xmlns:w16du="http://schemas.microsoft.com/office/word/2023/wordml/word16du" xmlns:w16sdtdh="http://schemas.microsoft.com/office/word/2020/wordml/sdtdatahash" xmlns:w16se="http://schemas.microsoft.com/office/word/2015/wordml/symex" xmlns:wpg="http://schemas.microsoft.com/office/word/2010/wordprocessingGroup" xmlns:wpi="http://schemas.microsoft.com/office/word/2010/wordprocessingInk" xmlns:wne="http://schemas.microsoft.com/office/word/2006/wordml" xmlns:wps="http://schemas.microsoft.com/office/word/2010/wordprocessingShape" mc:Ignorable="w14 w15 w16se w16cid w16 w16cex w16sdtdh w16du wp14">
+<w:glossaryDocument xmlns:wpc="http://schemas.microsoft.com/office/word/2010/wordprocessingCanvas" xmlns:cx="http://schemas.microsoft.com/office/drawing/2014/chartex" xmlns:cx1="http://schemas.microsoft.com/office/drawing/2015/9/8/chartex" xmlns:cx2="http://schemas.microsoft.com/office/drawing/2015/10/21/chartex" xmlns:cx3="http://schemas.microsoft.com/office/drawing/2016/5/9/chartex" xmlns:cx4="http://schemas.microsoft.com/office/drawing/2016/5/10/chartex" xmlns:cx5="http://schemas.microsoft.com/office/drawing/2016/5/11/chartex" xmlns:cx6="http://schemas.microsoft.com/office/drawing/2016/5/12/chartex" xmlns:cx7="http://schemas.microsoft.com/office/drawing/2016/5/13/chartex" xmlns:cx8="http://schemas.microsoft.com/office/drawing/2016/5/14/chartex" xmlns:mc="http://schemas.openxmlformats.org/markup-compatibility/2006" xmlns:aink="http://schemas.microsoft.com/office/drawing/2016/ink" xmlns:am3d="http://schemas.microsoft.com/office/drawing/2017/model3d" xmlns:o="urn:schemas-microsoft-com:office:office" xmlns:oel="http://schemas.microsoft.com/office/2019/extlst" xmlns:r="http://schemas.openxmlformats.org/officeDocument/2006/relationships" xmlns:m="http://schemas.openxmlformats.org/officeDocument/2006/math" xmlns:v="urn:schemas-microsoft-com:vml" xmlns:wp14="http://schemas.microsoft.com/office/word/2010/wordprocessingDrawing" xmlns:wp="http://schemas.openxmlformats.org/drawingml/2006/wordprocessingDrawing" xmlns:w10="urn:schemas-microsoft-com:office:word" xmlns:w="http://schemas.openxmlformats.org/wordprocessingml/2006/main" xmlns:w14="http://schemas.microsoft.com/office/word/2010/wordml" xmlns:w15="http://schemas.microsoft.com/office/word/2012/wordml" xmlns:w16cex="http://schemas.microsoft.com/office/word/2018/wordml/cex" xmlns:w16cid="http://schemas.microsoft.com/office/word/2016/wordml/cid" xmlns:w16="http://schemas.microsoft.com/office/word/2018/wordml" xmlns:w16du="http://schemas.microsoft.com/office/word/2023/wordml/word16du" xmlns:w16sdtdh="http://schemas.microsoft.com/office/word/2020/wordml/sdtdatahash" xmlns:w16sdtfl="http://schemas.microsoft.com/office/word/2024/wordml/sdtformatlock" xmlns:w16se="http://schemas.microsoft.com/office/word/2015/wordml/symex" xmlns:wpg="http://schemas.microsoft.com/office/word/2010/wordprocessingGroup" xmlns:wpi="http://schemas.microsoft.com/office/word/2010/wordprocessingInk" xmlns:wne="http://schemas.microsoft.com/office/word/2006/wordml" xmlns:wps="http://schemas.microsoft.com/office/word/2010/wordprocessingShape" mc:Ignorable="w14 w15 w16se w16cid w16 w16cex w16sdtdh w16sdtfl w16du wp14">
   <w:docParts>
     <w:docPart>
       <w:docPartPr>
@@ -5609,9 +5599,8 @@
 </file>
 
 <file path=word/glossary/fontTable.xml><?xml version="1.0" encoding="utf-8"?>
-<w:fonts xmlns:mc="http://schemas.openxmlformats.org/markup-compatibility/2006" xmlns:r="http://schemas.openxmlformats.org/officeDocument/2006/relationships" xmlns:w="http://schemas.openxmlformats.org/wordprocessingml/2006/main" xmlns:w14="http://schemas.microsoft.com/office/word/2010/wordml" xmlns:w15="http://schemas.microsoft.com/office/word/2012/wordml" xmlns:w16cex="http://schemas.microsoft.com/office/word/2018/wordml/cex" xmlns:w16cid="http://schemas.microsoft.com/office/word/2016/wordml/cid" xmlns:w16="http://schemas.microsoft.com/office/word/2018/wordml" xmlns:w16du="http://schemas.microsoft.com/office/word/2023/wordml/word16du" xmlns:w16sdtdh="http://schemas.microsoft.com/office/word/2020/wordml/sdtdatahash" xmlns:w16se="http://schemas.microsoft.com/office/word/2015/wordml/symex" mc:Ignorable="w14 w15 w16se w16cid w16 w16cex w16sdtdh w16du">
+<w:fonts xmlns:mc="http://schemas.openxmlformats.org/markup-compatibility/2006" xmlns:r="http://schemas.openxmlformats.org/officeDocument/2006/relationships" xmlns:w="http://schemas.openxmlformats.org/wordprocessingml/2006/main" xmlns:w14="http://schemas.microsoft.com/office/word/2010/wordml" xmlns:w15="http://schemas.microsoft.com/office/word/2012/wordml" xmlns:w16cex="http://schemas.microsoft.com/office/word/2018/wordml/cex" xmlns:w16cid="http://schemas.microsoft.com/office/word/2016/wordml/cid" xmlns:w16="http://schemas.microsoft.com/office/word/2018/wordml" xmlns:w16du="http://schemas.microsoft.com/office/word/2023/wordml/word16du" xmlns:w16sdtdh="http://schemas.microsoft.com/office/word/2020/wordml/sdtdatahash" xmlns:w16sdtfl="http://schemas.microsoft.com/office/word/2024/wordml/sdtformatlock" xmlns:w16se="http://schemas.microsoft.com/office/word/2015/wordml/symex" mc:Ignorable="w14 w15 w16se w16cid w16 w16cex w16sdtdh w16sdtfl w16du">
   <w:font w:name="Franklin Gothic Book">
-    <w:panose1 w:val="020B0503020102020204"/>
     <w:charset w:val="00"/>
     <w:family w:val="swiss"/>
     <w:pitch w:val="variable"/>
@@ -5647,7 +5636,6 @@
     <w:sig w:usb0="00000001" w:usb1="080E0000" w:usb2="00000010" w:usb3="00000000" w:csb0="00040000" w:csb1="00000000"/>
   </w:font>
   <w:font w:name="STKaiti">
-    <w:altName w:val="华文楷体"/>
     <w:charset w:val="86"/>
     <w:family w:val="auto"/>
     <w:pitch w:val="variable"/>
@@ -5674,30 +5662,26 @@
     <w:pitch w:val="variable"/>
     <w:sig w:usb0="00000003" w:usb1="00000000" w:usb2="00000000" w:usb3="00000000" w:csb0="00000001" w:csb1="00000000"/>
   </w:font>
-  <w:font w:name="Calibri">
-    <w:panose1 w:val="020F0502020204030204"/>
+  <w:font w:name="Aptos">
     <w:charset w:val="00"/>
     <w:family w:val="swiss"/>
     <w:pitch w:val="variable"/>
-    <w:sig w:usb0="E4002EFF" w:usb1="C200247B" w:usb2="00000009" w:usb3="00000000" w:csb0="000001FF" w:csb1="00000000"/>
+    <w:sig w:usb0="20000287" w:usb1="00000003" w:usb2="00000000" w:usb3="00000000" w:csb0="0000019F" w:csb1="00000000"/>
   </w:font>
   <w:font w:name="DengXian">
-    <w:altName w:val="等线"/>
     <w:panose1 w:val="02010600030101010101"/>
     <w:charset w:val="86"/>
     <w:family w:val="auto"/>
     <w:pitch w:val="variable"/>
     <w:sig w:usb0="A00002BF" w:usb1="38CF7CFA" w:usb2="00000016" w:usb3="00000000" w:csb0="0004000F" w:csb1="00000000"/>
   </w:font>
-  <w:font w:name="Calibri Light">
-    <w:panose1 w:val="020F0302020204030204"/>
+  <w:font w:name="Aptos Display">
     <w:charset w:val="00"/>
     <w:family w:val="swiss"/>
     <w:pitch w:val="variable"/>
-    <w:sig w:usb0="E4002EFF" w:usb1="C200247B" w:usb2="00000009" w:usb3="00000000" w:csb0="000001FF" w:csb1="00000000"/>
+    <w:sig w:usb0="20000287" w:usb1="00000003" w:usb2="00000000" w:usb3="00000000" w:csb0="0000019F" w:csb1="00000000"/>
   </w:font>
   <w:font w:name="DengXian Light">
-    <w:altName w:val="等线 Light"/>
     <w:charset w:val="86"/>
     <w:family w:val="auto"/>
     <w:pitch w:val="variable"/>
@@ -5707,7 +5691,7 @@
 </file>
 
 <file path=word/glossary/settings.xml><?xml version="1.0" encoding="utf-8"?>
-<w:settings xmlns:mc="http://schemas.openxmlformats.org/markup-compatibility/2006" xmlns:o="urn:schemas-microsoft-com:office:office" xmlns:r="http://schemas.openxmlformats.org/officeDocument/2006/relationships" xmlns:m="http://schemas.openxmlformats.org/officeDocument/2006/math" xmlns:v="urn:schemas-microsoft-com:vml" xmlns:w10="urn:schemas-microsoft-com:office:word" xmlns:w="http://schemas.openxmlformats.org/wordprocessingml/2006/main" xmlns:w14="http://schemas.microsoft.com/office/word/2010/wordml" xmlns:w15="http://schemas.microsoft.com/office/word/2012/wordml" xmlns:w16cex="http://schemas.microsoft.com/office/word/2018/wordml/cex" xmlns:w16cid="http://schemas.microsoft.com/office/word/2016/wordml/cid" xmlns:w16="http://schemas.microsoft.com/office/word/2018/wordml" xmlns:w16du="http://schemas.microsoft.com/office/word/2023/wordml/word16du" xmlns:w16sdtdh="http://schemas.microsoft.com/office/word/2020/wordml/sdtdatahash" xmlns:w16se="http://schemas.microsoft.com/office/word/2015/wordml/symex" xmlns:sl="http://schemas.openxmlformats.org/schemaLibrary/2006/main" mc:Ignorable="w14 w15 w16se w16cid w16 w16cex w16sdtdh w16du">
+<w:settings xmlns:mc="http://schemas.openxmlformats.org/markup-compatibility/2006" xmlns:o="urn:schemas-microsoft-com:office:office" xmlns:r="http://schemas.openxmlformats.org/officeDocument/2006/relationships" xmlns:m="http://schemas.openxmlformats.org/officeDocument/2006/math" xmlns:v="urn:schemas-microsoft-com:vml" xmlns:w10="urn:schemas-microsoft-com:office:word" xmlns:w="http://schemas.openxmlformats.org/wordprocessingml/2006/main" xmlns:w14="http://schemas.microsoft.com/office/word/2010/wordml" xmlns:w15="http://schemas.microsoft.com/office/word/2012/wordml" xmlns:w16cex="http://schemas.microsoft.com/office/word/2018/wordml/cex" xmlns:w16cid="http://schemas.microsoft.com/office/word/2016/wordml/cid" xmlns:w16="http://schemas.microsoft.com/office/word/2018/wordml" xmlns:w16du="http://schemas.microsoft.com/office/word/2023/wordml/word16du" xmlns:w16sdtdh="http://schemas.microsoft.com/office/word/2020/wordml/sdtdatahash" xmlns:w16sdtfl="http://schemas.microsoft.com/office/word/2024/wordml/sdtformatlock" xmlns:w16se="http://schemas.microsoft.com/office/word/2015/wordml/symex" xmlns:sl="http://schemas.openxmlformats.org/schemaLibrary/2006/main" mc:Ignorable="w14 w15 w16se w16cid w16 w16cex w16sdtdh w16sdtfl w16du">
   <w:view w:val="normal"/>
   <w:bordersDoNotSurroundHeader/>
   <w:bordersDoNotSurroundFooter/>
@@ -5735,6 +5719,7 @@
     <w:rsid w:val="00366529"/>
     <w:rsid w:val="0036696D"/>
     <w:rsid w:val="003F52EF"/>
+    <w:rsid w:val="00420FEA"/>
     <w:rsid w:val="00496CE3"/>
     <w:rsid w:val="004C49AF"/>
     <w:rsid w:val="00531EA1"/>
@@ -5742,12 +5727,14 @@
     <w:rsid w:val="0065207D"/>
     <w:rsid w:val="00684299"/>
     <w:rsid w:val="0068779C"/>
+    <w:rsid w:val="006A1076"/>
     <w:rsid w:val="00752D18"/>
     <w:rsid w:val="007E1635"/>
     <w:rsid w:val="007E5123"/>
     <w:rsid w:val="0084422F"/>
     <w:rsid w:val="0086542D"/>
     <w:rsid w:val="009438F4"/>
+    <w:rsid w:val="009865F9"/>
     <w:rsid w:val="009A2035"/>
     <w:rsid w:val="009B23AF"/>
     <w:rsid w:val="00A16F62"/>
@@ -5783,13 +5770,13 @@
   <w:themeFontLang w:val="en-US" w:eastAsia="zh-CN"/>
   <w:clrSchemeMapping w:bg1="light1" w:t1="dark1" w:bg2="light2" w:t2="dark2" w:accent1="accent1" w:accent2="accent2" w:accent3="accent3" w:accent4="accent4" w:accent5="accent5" w:accent6="accent6" w:hyperlink="hyperlink" w:followedHyperlink="followedHyperlink"/>
   <w:decimalSymbol w:val="."/>
-  <w:listSeparator w:val=";"/>
+  <w:listSeparator w:val=","/>
   <w15:chartTrackingRefBased/>
 </w:settings>
 </file>
 
 <file path=word/glossary/styles.xml><?xml version="1.0" encoding="utf-8"?>
-<w:styles xmlns:mc="http://schemas.openxmlformats.org/markup-compatibility/2006" xmlns:r="http://schemas.openxmlformats.org/officeDocument/2006/relationships" xmlns:w="http://schemas.openxmlformats.org/wordprocessingml/2006/main" xmlns:w14="http://schemas.microsoft.com/office/word/2010/wordml" xmlns:w15="http://schemas.microsoft.com/office/word/2012/wordml" xmlns:w16cex="http://schemas.microsoft.com/office/word/2018/wordml/cex" xmlns:w16cid="http://schemas.microsoft.com/office/word/2016/wordml/cid" xmlns:w16="http://schemas.microsoft.com/office/word/2018/wordml" xmlns:w16du="http://schemas.microsoft.com/office/word/2023/wordml/word16du" xmlns:w16sdtdh="http://schemas.microsoft.com/office/word/2020/wordml/sdtdatahash" xmlns:w16se="http://schemas.microsoft.com/office/word/2015/wordml/symex" mc:Ignorable="w14 w15 w16se w16cid w16 w16cex w16sdtdh w16du">
+<w:styles xmlns:mc="http://schemas.openxmlformats.org/markup-compatibility/2006" xmlns:r="http://schemas.openxmlformats.org/officeDocument/2006/relationships" xmlns:w="http://schemas.openxmlformats.org/wordprocessingml/2006/main" xmlns:w14="http://schemas.microsoft.com/office/word/2010/wordml" xmlns:w15="http://schemas.microsoft.com/office/word/2012/wordml" xmlns:w16cex="http://schemas.microsoft.com/office/word/2018/wordml/cex" xmlns:w16cid="http://schemas.microsoft.com/office/word/2016/wordml/cid" xmlns:w16="http://schemas.microsoft.com/office/word/2018/wordml" xmlns:w16du="http://schemas.microsoft.com/office/word/2023/wordml/word16du" xmlns:w16sdtdh="http://schemas.microsoft.com/office/word/2020/wordml/sdtdatahash" xmlns:w16sdtfl="http://schemas.microsoft.com/office/word/2024/wordml/sdtformatlock" xmlns:w16se="http://schemas.microsoft.com/office/word/2015/wordml/symex" mc:Ignorable="w14 w15 w16se w16cid w16 w16cex w16sdtdh w16sdtfl w16du">
   <w:docDefaults>
     <w:rPrDefault>
       <w:rPr>
@@ -6214,7 +6201,7 @@
     <w:semiHidden/>
     <w:unhideWhenUsed/>
   </w:style>
-  <w:style w:type="character" w:styleId="Textoennegrita">
+  <w:style w:type="character" w:styleId="Fuerte">
     <w:name w:val="Strong"/>
     <w:basedOn w:val="Fuentedeprrafopredeter"/>
     <w:uiPriority w:val="4"/>
@@ -6224,7 +6211,7 @@
       <w:rFonts w:asciiTheme="majorHAnsi" w:hAnsiTheme="majorHAnsi"/>
       <w:b/>
       <w:bCs/>
-      <w:color w:val="ED7D31" w:themeColor="accent2"/>
+      <w:color w:val="E97132" w:themeColor="accent2"/>
       <w:sz w:val="24"/>
     </w:rPr>
   </w:style>
@@ -6256,7 +6243,7 @@
 </file>
 
 <file path=word/glossary/webSettings.xml><?xml version="1.0" encoding="utf-8"?>
-<w:webSettings xmlns:mc="http://schemas.openxmlformats.org/markup-compatibility/2006" xmlns:r="http://schemas.openxmlformats.org/officeDocument/2006/relationships" xmlns:w="http://schemas.openxmlformats.org/wordprocessingml/2006/main" xmlns:w14="http://schemas.microsoft.com/office/word/2010/wordml" xmlns:w15="http://schemas.microsoft.com/office/word/2012/wordml" xmlns:w16cex="http://schemas.microsoft.com/office/word/2018/wordml/cex" xmlns:w16cid="http://schemas.microsoft.com/office/word/2016/wordml/cid" xmlns:w16="http://schemas.microsoft.com/office/word/2018/wordml" xmlns:w16du="http://schemas.microsoft.com/office/word/2023/wordml/word16du" xmlns:w16sdtdh="http://schemas.microsoft.com/office/word/2020/wordml/sdtdatahash" xmlns:w16se="http://schemas.microsoft.com/office/word/2015/wordml/symex" mc:Ignorable="w14 w15 w16se w16cid w16 w16cex w16sdtdh w16du">
+<w:webSettings xmlns:mc="http://schemas.openxmlformats.org/markup-compatibility/2006" xmlns:r="http://schemas.openxmlformats.org/officeDocument/2006/relationships" xmlns:w="http://schemas.openxmlformats.org/wordprocessingml/2006/main" xmlns:w14="http://schemas.microsoft.com/office/word/2010/wordml" xmlns:w15="http://schemas.microsoft.com/office/word/2012/wordml" xmlns:w16cex="http://schemas.microsoft.com/office/word/2018/wordml/cex" xmlns:w16cid="http://schemas.microsoft.com/office/word/2016/wordml/cid" xmlns:w16="http://schemas.microsoft.com/office/word/2018/wordml" xmlns:w16du="http://schemas.microsoft.com/office/word/2023/wordml/word16du" xmlns:w16sdtdh="http://schemas.microsoft.com/office/word/2020/wordml/sdtdatahash" xmlns:w16sdtfl="http://schemas.microsoft.com/office/word/2024/wordml/sdtformatlock" xmlns:w16se="http://schemas.microsoft.com/office/word/2015/wordml/symex" mc:Ignorable="w14 w15 w16se w16cid w16 w16cex w16sdtdh w16sdtfl w16du">
   <w:optimizeForBrowser/>
   <w:allowPNG/>
 </w:webSettings>
